--- a/USER-MANUAL.docx
+++ b/USER-MANUAL.docx
@@ -7,12 +7,15 @@
         <w:pStyle w:val="Title"/>
       </w:pPr>
       <w:r>
-        <w:t>hardgate — User Manual</w:t>
+        <w:t>hardgate - User Manual</w:t>
       </w:r>
     </w:p>
     <w:p>
       <w:r>
-        <w:t>Copyright © 2026 Scott Converse · MIT License</w:t>
+        <w:rPr>
+          <w:i/>
+        </w:rPr>
+        <w:t>Copyright (c) 2026 Scott Converse - MIT License</w:t>
       </w:r>
     </w:p>
     <w:p>
@@ -832,7 +835,7 @@
         <w:pStyle w:val="Heading1"/>
       </w:pPr>
       <w:r>
-        <w:t>Appendix: Architecture Diagram (UML — Mermaid source)</w:t>
+        <w:t>Appendix: Architecture Diagram (UML - Mermaid source)</w:t>
       </w:r>
     </w:p>
     <w:p>
